--- a/output/docx/CombinandoExtracoesDiferentesPerfis.docx
+++ b/output/docx/CombinandoExtracoesDiferentesPerfis.docx
@@ -88,7 +88,7 @@
         <w:rPr>
           <w:sz w:val="20"/>
         </w:rPr>
-        <w:t>Administrador deve estar logado ; não existem extrações cadastradas</w:t>
+        <w:t>Usuário deve estar logado no servidor e extrator como administrador ; Deve existir um usuário cadastrado com perfil de operador</w:t>
       </w:r>
     </w:p>
     <w:p>
@@ -197,7 +197,7 @@
               <w:rPr>
                 <w:sz w:val="18"/>
               </w:rPr>
-              <w:t>administrador: pressiona opção “Extract from directory”</w:t>
+              <w:t>administrador: pressiona opção “Extract from dicrtory”</w:t>
             </w:r>
           </w:p>
         </w:tc>
@@ -325,7 +325,7 @@
               <w:rPr>
                 <w:sz w:val="18"/>
               </w:rPr>
-              <w:t>operator: faz login e vai para a página “Extractions”</w:t>
+              <w:t>administrador: faz login como operador e vai para a página “Extractions”</w:t>
             </w:r>
           </w:p>
         </w:tc>
@@ -357,7 +357,7 @@
               <w:rPr>
                 <w:sz w:val="18"/>
               </w:rPr>
-              <w:t>operator: pressiona opção “Extract from directory”</w:t>
+              <w:t>administrador: pressiona opção “Extract from dicrtory”</w:t>
             </w:r>
           </w:p>
         </w:tc>
@@ -389,7 +389,7 @@
               <w:rPr>
                 <w:sz w:val="18"/>
               </w:rPr>
-              <w:t>operator: seleciona pasta “Ext1”, que contém um único conjunto de arquivos para a família “IPP320-01T1220A”, e pressiona o botão “Extract”</w:t>
+              <w:t>administrador: seleciona pasta “Ext1”, que contém um único conjunto de arquivos para a família “IPP320-01T1220A”, e pressiona o botão “Extract”</w:t>
             </w:r>
           </w:p>
         </w:tc>
@@ -421,7 +421,7 @@
               <w:rPr>
                 <w:sz w:val="18"/>
               </w:rPr>
-              <w:t>operator: acessa página “Extractions”</w:t>
+              <w:t>administrador: acessa página “Extractions”</w:t>
             </w:r>
           </w:p>
         </w:tc>
@@ -453,7 +453,7 @@
               <w:rPr>
                 <w:sz w:val="18"/>
               </w:rPr>
-              <w:t>operator: faz logout</w:t>
+              <w:t>administrador: faz logout</w:t>
             </w:r>
           </w:p>
         </w:tc>
@@ -485,241 +485,17 @@
               <w:rPr>
                 <w:sz w:val="18"/>
               </w:rPr>
-              <w:t>operatorDois: faz login e vai para a página “Extractions”</w:t>
-            </w:r>
-          </w:p>
-        </w:tc>
-        <w:tc>
-          <w:p>
-            <w:r>
-              <w:rPr>
-                <w:sz w:val="18"/>
-              </w:rPr>
-              <w:t>SYSTEM exibe uma lista com uma extração</w:t>
-            </w:r>
-          </w:p>
-        </w:tc>
-      </w:tr>
-      <w:tr>
-        <w:tc>
-          <w:p>
-            <w:r>
-              <w:rPr>
-                <w:sz w:val="18"/>
-              </w:rPr>
-              <w:t>11</w:t>
-            </w:r>
-          </w:p>
-        </w:tc>
-        <w:tc>
-          <w:p>
-            <w:r>
-              <w:rPr>
-                <w:sz w:val="18"/>
-              </w:rPr>
-              <w:t>operatorDois: faz logout</w:t>
-            </w:r>
-          </w:p>
-        </w:tc>
-        <w:tc>
-          <w:p>
-            <w:r>
-              <w:rPr>
-                <w:sz w:val="18"/>
-              </w:rPr>
-              <w:t>SYSTEM exibe página de login</w:t>
-            </w:r>
-          </w:p>
-        </w:tc>
-      </w:tr>
-      <w:tr>
-        <w:tc>
-          <w:p>
-            <w:r>
-              <w:rPr>
-                <w:sz w:val="18"/>
-              </w:rPr>
-              <w:t>12</w:t>
-            </w:r>
-          </w:p>
-        </w:tc>
-        <w:tc>
-          <w:p>
-            <w:r>
-              <w:rPr>
-                <w:sz w:val="18"/>
-              </w:rPr>
-              <w:t>manager: faz login e vai para a página “Extractions”</w:t>
-            </w:r>
-          </w:p>
-        </w:tc>
-        <w:tc>
-          <w:p>
-            <w:r>
-              <w:rPr>
-                <w:sz w:val="18"/>
-              </w:rPr>
-              <w:t>SYSTEM exibe uma lista vazia</w:t>
-            </w:r>
-          </w:p>
-        </w:tc>
-      </w:tr>
-      <w:tr>
-        <w:tc>
-          <w:p>
-            <w:r>
-              <w:rPr>
-                <w:sz w:val="18"/>
-              </w:rPr>
-              <w:t>13</w:t>
-            </w:r>
-          </w:p>
-        </w:tc>
-        <w:tc>
-          <w:p>
-            <w:r>
-              <w:rPr>
-                <w:sz w:val="18"/>
-              </w:rPr>
-              <w:t>manager: pressiona opção “Extract from directory”</w:t>
-            </w:r>
-          </w:p>
-        </w:tc>
-        <w:tc>
-          <w:p>
-            <w:r>
-              <w:rPr>
-                <w:sz w:val="18"/>
-              </w:rPr>
-              <w:t>SYSTEM exibe tela de extração por diretório</w:t>
-            </w:r>
-          </w:p>
-        </w:tc>
-      </w:tr>
-      <w:tr>
-        <w:tc>
-          <w:p>
-            <w:r>
-              <w:rPr>
-                <w:sz w:val="18"/>
-              </w:rPr>
-              <w:t>14</w:t>
-            </w:r>
-          </w:p>
-        </w:tc>
-        <w:tc>
-          <w:p>
-            <w:r>
-              <w:rPr>
-                <w:sz w:val="18"/>
-              </w:rPr>
-              <w:t>manager: seleciona pasta “Ext1”, que contém um único conjunto de arquivos para a família “IPP320-01T1220A”, e pressiona o botão “Extract”</w:t>
-            </w:r>
-          </w:p>
-        </w:tc>
-        <w:tc>
-          <w:p>
-            <w:r>
-              <w:rPr>
-                <w:sz w:val="18"/>
-              </w:rPr>
-              <w:t>SYSTEM exibe na parte inferior da tela uma mensagem indicando que uma extração foi realizada</w:t>
-            </w:r>
-          </w:p>
-        </w:tc>
-      </w:tr>
-      <w:tr>
-        <w:tc>
-          <w:p>
-            <w:r>
-              <w:rPr>
-                <w:sz w:val="18"/>
-              </w:rPr>
-              <w:t>15</w:t>
-            </w:r>
-          </w:p>
-        </w:tc>
-        <w:tc>
-          <w:p>
-            <w:r>
-              <w:rPr>
-                <w:sz w:val="18"/>
-              </w:rPr>
-              <w:t>manager: acessa página “Extractions”</w:t>
-            </w:r>
-          </w:p>
-        </w:tc>
-        <w:tc>
-          <w:p>
-            <w:r>
-              <w:rPr>
-                <w:sz w:val="18"/>
-              </w:rPr>
-              <w:t>SYSTEM exibe a lista de extrações com somente um elemento</w:t>
-            </w:r>
-          </w:p>
-        </w:tc>
-      </w:tr>
-      <w:tr>
-        <w:tc>
-          <w:p>
-            <w:r>
-              <w:rPr>
-                <w:sz w:val="18"/>
-              </w:rPr>
-              <w:t>16</w:t>
-            </w:r>
-          </w:p>
-        </w:tc>
-        <w:tc>
-          <w:p>
-            <w:r>
-              <w:rPr>
-                <w:sz w:val="18"/>
-              </w:rPr>
-              <w:t>manager: faz logout</w:t>
-            </w:r>
-          </w:p>
-        </w:tc>
-        <w:tc>
-          <w:p>
-            <w:r>
-              <w:rPr>
-                <w:sz w:val="18"/>
-              </w:rPr>
-              <w:t>SYSTEM exibe página de login</w:t>
-            </w:r>
-          </w:p>
-        </w:tc>
-      </w:tr>
-      <w:tr>
-        <w:tc>
-          <w:p>
-            <w:r>
-              <w:rPr>
-                <w:sz w:val="18"/>
-              </w:rPr>
-              <w:t>17</w:t>
-            </w:r>
-          </w:p>
-        </w:tc>
-        <w:tc>
-          <w:p>
-            <w:r>
-              <w:rPr>
-                <w:sz w:val="18"/>
-              </w:rPr>
-              <w:t>superAdministrador: faz login e vai para a página “Extractions”</w:t>
-            </w:r>
-          </w:p>
-        </w:tc>
-        <w:tc>
-          <w:p>
-            <w:r>
-              <w:rPr>
-                <w:sz w:val="18"/>
-              </w:rPr>
-              <w:t>SYSTEM exibe lista com três extrações</w:t>
+              <w:t>administrador: faz login como administrador e vai para a página “Extractions”</w:t>
+            </w:r>
+          </w:p>
+        </w:tc>
+        <w:tc>
+          <w:p>
+            <w:r>
+              <w:rPr>
+                <w:sz w:val="18"/>
+              </w:rPr>
+              <w:t>SYSTEM exibe uma lista com duas entradas</w:t>
             </w:r>
           </w:p>
         </w:tc>
